--- a/Project/Weekly_Report_Week6.docx
+++ b/Project/Weekly_Report_Week6.docx
@@ -23,15 +23,7 @@
         <w:jc w:val="center"/>
       </w:pPr>
       <w:r>
-        <w:t>Opp. Science city, Sola-</w:t>
-      </w:r>
-      <w:proofErr w:type="spellStart"/>
-      <w:r>
-        <w:t>Bhadaj</w:t>
-      </w:r>
-      <w:proofErr w:type="spellEnd"/>
-      <w:r>
-        <w:t xml:space="preserve"> Road, Ahmedabad, Gujarat 380060</w:t>
+        <w:t>Opp. Science city, Sola-Bhadaj Road, Ahmedabad, Gujarat 380060</w:t>
       </w:r>
     </w:p>
     <w:p>
@@ -89,12 +81,6 @@
         <w:gridCol w:w="6560"/>
       </w:tblGrid>
       <w:tr>
-        <w:tblPrEx>
-          <w:tblCellMar>
-            <w:top w:w="0" w:type="dxa"/>
-            <w:bottom w:w="0" w:type="dxa"/>
-          </w:tblCellMar>
-        </w:tblPrEx>
         <w:tc>
           <w:tcPr>
             <w:tcW w:w="2800" w:type="dxa"/>
@@ -145,12 +131,6 @@
         </w:tc>
       </w:tr>
       <w:tr>
-        <w:tblPrEx>
-          <w:tblCellMar>
-            <w:top w:w="0" w:type="dxa"/>
-            <w:bottom w:w="0" w:type="dxa"/>
-          </w:tblCellMar>
-        </w:tblPrEx>
         <w:tc>
           <w:tcPr>
             <w:tcW w:w="2800" w:type="dxa"/>
@@ -168,21 +148,12 @@
             </w:tcMar>
           </w:tcPr>
           <w:p>
-            <w:proofErr w:type="spellStart"/>
             <w:r>
               <w:rPr>
                 <w:b/>
                 <w:bCs/>
               </w:rPr>
-              <w:t>Enrollment</w:t>
-            </w:r>
-            <w:proofErr w:type="spellEnd"/>
-            <w:r>
-              <w:rPr>
-                <w:b/>
-                <w:bCs/>
-              </w:rPr>
-              <w:t xml:space="preserve"> Number:</w:t>
+              <w:t>Enrollment Number:</w:t>
             </w:r>
           </w:p>
         </w:tc>
@@ -210,12 +181,6 @@
         </w:tc>
       </w:tr>
       <w:tr>
-        <w:tblPrEx>
-          <w:tblCellMar>
-            <w:top w:w="0" w:type="dxa"/>
-            <w:bottom w:w="0" w:type="dxa"/>
-          </w:tblCellMar>
-        </w:tblPrEx>
         <w:tc>
           <w:tcPr>
             <w:tcW w:w="2800" w:type="dxa"/>
@@ -260,36 +225,12 @@
           </w:tcPr>
           <w:p>
             <w:r>
-              <w:t>February</w:t>
-            </w:r>
-            <w:r>
-              <w:t xml:space="preserve"> </w:t>
-            </w:r>
-            <w:r>
-              <w:t>5</w:t>
-            </w:r>
-            <w:r>
-              <w:t xml:space="preserve">, 2026 - </w:t>
-            </w:r>
-            <w:r>
-              <w:t xml:space="preserve">February </w:t>
-            </w:r>
-            <w:r>
-              <w:t>11</w:t>
-            </w:r>
-            <w:r>
-              <w:t>, 2026 (Week 6)</w:t>
+              <w:t>February 5, 2026 - February 11, 2026 (Week 6)</w:t>
             </w:r>
           </w:p>
         </w:tc>
       </w:tr>
       <w:tr>
-        <w:tblPrEx>
-          <w:tblCellMar>
-            <w:top w:w="0" w:type="dxa"/>
-            <w:bottom w:w="0" w:type="dxa"/>
-          </w:tblCellMar>
-        </w:tblPrEx>
         <w:tc>
           <w:tcPr>
             <w:tcW w:w="2800" w:type="dxa"/>
@@ -334,26 +275,12 @@
           </w:tcPr>
           <w:p>
             <w:r>
-              <w:t xml:space="preserve">Microsoft Elevate Program (via </w:t>
-            </w:r>
-            <w:proofErr w:type="spellStart"/>
-            <w:r>
-              <w:t>Edunet</w:t>
-            </w:r>
-            <w:proofErr w:type="spellEnd"/>
-            <w:r>
-              <w:t xml:space="preserve"> Foundation &amp; FICE Education)</w:t>
+              <w:t>Microsoft Elevate Program (via Edunet Foundation &amp; FICE Education)</w:t>
             </w:r>
           </w:p>
         </w:tc>
       </w:tr>
       <w:tr>
-        <w:tblPrEx>
-          <w:tblCellMar>
-            <w:top w:w="0" w:type="dxa"/>
-            <w:bottom w:w="0" w:type="dxa"/>
-          </w:tblCellMar>
-        </w:tblPrEx>
         <w:tc>
           <w:tcPr>
             <w:tcW w:w="2800" w:type="dxa"/>
@@ -404,12 +331,6 @@
         </w:tc>
       </w:tr>
       <w:tr>
-        <w:tblPrEx>
-          <w:tblCellMar>
-            <w:top w:w="0" w:type="dxa"/>
-            <w:bottom w:w="0" w:type="dxa"/>
-          </w:tblCellMar>
-        </w:tblPrEx>
         <w:tc>
           <w:tcPr>
             <w:tcW w:w="2800" w:type="dxa"/>
@@ -460,12 +381,6 @@
         </w:tc>
       </w:tr>
       <w:tr>
-        <w:tblPrEx>
-          <w:tblCellMar>
-            <w:top w:w="0" w:type="dxa"/>
-            <w:bottom w:w="0" w:type="dxa"/>
-          </w:tblCellMar>
-        </w:tblPrEx>
         <w:tc>
           <w:tcPr>
             <w:tcW w:w="2800" w:type="dxa"/>
@@ -622,21 +537,8 @@
         </w:numPr>
       </w:pPr>
       <w:r>
-        <w:t xml:space="preserve">Activation functions: Sigmoid, Tanh, </w:t>
-      </w:r>
-      <w:proofErr w:type="spellStart"/>
-      <w:r>
-        <w:t>ReLU</w:t>
-      </w:r>
-      <w:proofErr w:type="spellEnd"/>
-      <w:r>
-        <w:t xml:space="preserve">, Leaky </w:t>
-      </w:r>
-      <w:proofErr w:type="spellStart"/>
-      <w:r>
-        <w:t>ReLU</w:t>
-      </w:r>
-      <w:proofErr w:type="spellEnd"/>
+        <w:t>Activation functions: Sigmoid, Tanh, ReLU, Leaky ReLU</w:t>
+      </w:r>
     </w:p>
     <w:p>
       <w:pPr>
@@ -805,15 +707,7 @@
         <w:spacing w:after="100"/>
       </w:pPr>
       <w:r>
-        <w:t xml:space="preserve">Participated in "Artificial Neural Networks (ANN)" session on March 2, 2026. Learned to build and train neural networks using TensorFlow and </w:t>
-      </w:r>
-      <w:proofErr w:type="spellStart"/>
-      <w:r>
-        <w:t>Keras</w:t>
-      </w:r>
-      <w:proofErr w:type="spellEnd"/>
-      <w:r>
-        <w:t xml:space="preserve"> frameworks with hands-on implementation.</w:t>
+        <w:t>Participated in "Artificial Neural Networks (ANN)" session on March 2, 2026. Learned to build and train neural networks using TensorFlow and Keras frameworks with hands-on implementation.</w:t>
       </w:r>
     </w:p>
     <w:p>
@@ -834,15 +728,7 @@
         </w:numPr>
       </w:pPr>
       <w:r>
-        <w:t xml:space="preserve">Introduction to TensorFlow 2.x and </w:t>
-      </w:r>
-      <w:proofErr w:type="spellStart"/>
-      <w:r>
-        <w:t>Keras</w:t>
-      </w:r>
-      <w:proofErr w:type="spellEnd"/>
-      <w:r>
-        <w:t xml:space="preserve"> API</w:t>
+        <w:t>Introduction to TensorFlow 2.x and Keras API</w:t>
       </w:r>
     </w:p>
     <w:p>
@@ -866,13 +752,8 @@
         </w:numPr>
       </w:pPr>
       <w:r>
-        <w:t xml:space="preserve">Adding layers: Dense, Dropout, </w:t>
-      </w:r>
-      <w:proofErr w:type="spellStart"/>
-      <w:r>
-        <w:t>BatchNormalization</w:t>
-      </w:r>
-      <w:proofErr w:type="spellEnd"/>
+        <w:t>Adding layers: Dense, Dropout, BatchNormalization</w:t>
+      </w:r>
     </w:p>
     <w:p>
       <w:pPr>
@@ -895,15 +776,7 @@
         </w:numPr>
       </w:pPr>
       <w:r>
-        <w:t xml:space="preserve">Training models: </w:t>
-      </w:r>
-      <w:proofErr w:type="gramStart"/>
-      <w:r>
-        <w:t>fit(</w:t>
-      </w:r>
-      <w:proofErr w:type="gramEnd"/>
-      <w:r>
-        <w:t>), epochs, batch size</w:t>
+        <w:t>Training models: fit(), epochs, batch size</w:t>
       </w:r>
     </w:p>
     <w:p>
@@ -927,21 +800,8 @@
         </w:numPr>
       </w:pPr>
       <w:r>
-        <w:t xml:space="preserve">Callbacks: </w:t>
-      </w:r>
-      <w:proofErr w:type="spellStart"/>
-      <w:r>
-        <w:t>EarlyStopping</w:t>
-      </w:r>
-      <w:proofErr w:type="spellEnd"/>
-      <w:r>
-        <w:t xml:space="preserve">, </w:t>
-      </w:r>
-      <w:proofErr w:type="spellStart"/>
-      <w:r>
-        <w:t>ModelCheckpoint</w:t>
-      </w:r>
-      <w:proofErr w:type="spellEnd"/>
+        <w:t>Callbacks: EarlyStopping, ModelCheckpoint</w:t>
+      </w:r>
     </w:p>
     <w:p>
       <w:pPr>
@@ -981,23 +841,7 @@
         <w:spacing w:after="200"/>
       </w:pPr>
       <w:r>
-        <w:t xml:space="preserve">Built feedforward neural network for MNIST digit classification. Created multi-layer architecture with 784 input neurons, two hidden layers (128 and 64 neurons), and 10 output neurons. Used </w:t>
-      </w:r>
-      <w:proofErr w:type="spellStart"/>
-      <w:r>
-        <w:t>ReLU</w:t>
-      </w:r>
-      <w:proofErr w:type="spellEnd"/>
-      <w:r>
-        <w:t xml:space="preserve"> activation in hidden layers and </w:t>
-      </w:r>
-      <w:proofErr w:type="spellStart"/>
-      <w:r>
-        <w:t>Softmax</w:t>
-      </w:r>
-      <w:proofErr w:type="spellEnd"/>
-      <w:r>
-        <w:t xml:space="preserve"> for output. Achieved 97% accuracy on test set. Practiced with different optimizers and learning rates to understand their impact on training.</w:t>
+        <w:t>Built feedforward neural network for MNIST digit classification. Created multi-layer architecture with 784 input neurons, two hidden layers (128 and 64 neurons), and 10 output neurons. Used ReLU activation in hidden layers and Softmax for output. Achieved 97% accuracy on test set. Practiced with different optimizers and learning rates to understand their impact on training.</w:t>
       </w:r>
     </w:p>
     <w:p>
@@ -1073,15 +917,7 @@
         <w:spacing w:before="200" w:after="100"/>
       </w:pPr>
       <w:r>
-        <w:t xml:space="preserve">3. TensorFlow and </w:t>
-      </w:r>
-      <w:proofErr w:type="spellStart"/>
-      <w:r>
-        <w:t>Keras</w:t>
-      </w:r>
-      <w:proofErr w:type="spellEnd"/>
-      <w:r>
-        <w:t xml:space="preserve"> Environment Setup</w:t>
+        <w:t>3. TensorFlow and Keras Environment Setup</w:t>
       </w:r>
     </w:p>
     <w:p>
@@ -1098,23 +934,7 @@
         <w:spacing w:after="100"/>
       </w:pPr>
       <w:r>
-        <w:t xml:space="preserve">Installed and configured deep learning environment with TensorFlow, </w:t>
-      </w:r>
-      <w:proofErr w:type="spellStart"/>
-      <w:r>
-        <w:t>Keras</w:t>
-      </w:r>
-      <w:proofErr w:type="spellEnd"/>
-      <w:r>
-        <w:t xml:space="preserve">, and related libraries. Setup both local environment and Google </w:t>
-      </w:r>
-      <w:proofErr w:type="spellStart"/>
-      <w:r>
-        <w:t>Colab</w:t>
-      </w:r>
-      <w:proofErr w:type="spellEnd"/>
-      <w:r>
-        <w:t xml:space="preserve"> for GPU-accelerated training.</w:t>
+        <w:t>Installed and configured deep learning environment with TensorFlow, Keras, and related libraries. Setup both local environment and Google Colab for GPU-accelerated training.</w:t>
       </w:r>
     </w:p>
     <w:p>
@@ -1147,103 +967,55 @@
         </w:numPr>
       </w:pPr>
       <w:r>
-        <w:t xml:space="preserve">Verified CUDA and </w:t>
-      </w:r>
-      <w:proofErr w:type="spellStart"/>
-      <w:r>
-        <w:t>cuDNN</w:t>
-      </w:r>
-      <w:proofErr w:type="spellEnd"/>
-      <w:r>
-        <w:t xml:space="preserve"> installation (for GPU acceleration)</w:t>
-      </w:r>
-    </w:p>
-    <w:p>
-      <w:pPr>
-        <w:pStyle w:val="ListParagraph"/>
-        <w:numPr>
-          <w:ilvl w:val="0"/>
-          <w:numId w:val="2"/>
-        </w:numPr>
-      </w:pPr>
-      <w:r>
-        <w:t xml:space="preserve">Setup Google </w:t>
-      </w:r>
-      <w:proofErr w:type="spellStart"/>
-      <w:r>
-        <w:t>Colab</w:t>
-      </w:r>
-      <w:proofErr w:type="spellEnd"/>
-      <w:r>
-        <w:t xml:space="preserve"> account for cloud GPU access</w:t>
-      </w:r>
-    </w:p>
-    <w:p>
-      <w:pPr>
-        <w:pStyle w:val="ListParagraph"/>
-        <w:numPr>
-          <w:ilvl w:val="0"/>
-          <w:numId w:val="2"/>
-        </w:numPr>
-      </w:pPr>
-      <w:r>
-        <w:t xml:space="preserve">Installed supporting libraries: </w:t>
-      </w:r>
-      <w:proofErr w:type="spellStart"/>
-      <w:r>
-        <w:t>numpy</w:t>
-      </w:r>
-      <w:proofErr w:type="spellEnd"/>
-      <w:r>
-        <w:t>, matplotlib, seaborn, PIL</w:t>
-      </w:r>
-    </w:p>
-    <w:p>
-      <w:pPr>
-        <w:pStyle w:val="ListParagraph"/>
-        <w:numPr>
-          <w:ilvl w:val="0"/>
-          <w:numId w:val="2"/>
-        </w:numPr>
-      </w:pPr>
-      <w:r>
-        <w:t xml:space="preserve">Tested GPU availability with </w:t>
-      </w:r>
-      <w:proofErr w:type="spellStart"/>
-      <w:r>
-        <w:t>tf.</w:t>
-      </w:r>
-      <w:proofErr w:type="gramStart"/>
-      <w:r>
-        <w:t>config.list</w:t>
-      </w:r>
-      <w:proofErr w:type="gramEnd"/>
-      <w:r>
-        <w:t>_physical_devices</w:t>
-      </w:r>
-      <w:proofErr w:type="spellEnd"/>
-      <w:r>
-        <w:t>('GPU')</w:t>
-      </w:r>
-    </w:p>
-    <w:p>
-      <w:pPr>
-        <w:pStyle w:val="ListParagraph"/>
-        <w:numPr>
-          <w:ilvl w:val="0"/>
-          <w:numId w:val="2"/>
-        </w:numPr>
-      </w:pPr>
-      <w:r>
-        <w:t xml:space="preserve">Created </w:t>
-      </w:r>
-      <w:proofErr w:type="spellStart"/>
-      <w:r>
-        <w:t>Jupyter</w:t>
-      </w:r>
-      <w:proofErr w:type="spellEnd"/>
-      <w:r>
-        <w:t xml:space="preserve"> notebooks for practice exercises</w:t>
+        <w:t>Verified CUDA and cuDNN installation (for GPU acceleration)</w:t>
+      </w:r>
+    </w:p>
+    <w:p>
+      <w:pPr>
+        <w:pStyle w:val="ListParagraph"/>
+        <w:numPr>
+          <w:ilvl w:val="0"/>
+          <w:numId w:val="2"/>
+        </w:numPr>
+      </w:pPr>
+      <w:r>
+        <w:t>Setup Google Colab account for cloud GPU access</w:t>
+      </w:r>
+    </w:p>
+    <w:p>
+      <w:pPr>
+        <w:pStyle w:val="ListParagraph"/>
+        <w:numPr>
+          <w:ilvl w:val="0"/>
+          <w:numId w:val="2"/>
+        </w:numPr>
+      </w:pPr>
+      <w:r>
+        <w:t>Installed supporting libraries: numpy, matplotlib, seaborn, PIL</w:t>
+      </w:r>
+    </w:p>
+    <w:p>
+      <w:pPr>
+        <w:pStyle w:val="ListParagraph"/>
+        <w:numPr>
+          <w:ilvl w:val="0"/>
+          <w:numId w:val="2"/>
+        </w:numPr>
+      </w:pPr>
+      <w:r>
+        <w:t>Tested GPU availability with tf.config.list_physical_devices('GPU')</w:t>
+      </w:r>
+    </w:p>
+    <w:p>
+      <w:pPr>
+        <w:pStyle w:val="ListParagraph"/>
+        <w:numPr>
+          <w:ilvl w:val="0"/>
+          <w:numId w:val="2"/>
+        </w:numPr>
+      </w:pPr>
+      <w:r>
+        <w:t>Created Jupyter notebooks for practice exercises</w:t>
       </w:r>
     </w:p>
     <w:p>
@@ -1344,15 +1116,7 @@
       </w:pPr>
       <w:r>
         <w:lastRenderedPageBreak/>
-        <w:t xml:space="preserve">CNN architecture: Conv → </w:t>
-      </w:r>
-      <w:proofErr w:type="spellStart"/>
-      <w:r>
-        <w:t>ReLU</w:t>
-      </w:r>
-      <w:proofErr w:type="spellEnd"/>
-      <w:r>
-        <w:t xml:space="preserve"> → Pool → Flatten → Dense</w:t>
+        <w:t>CNN architecture: Conv → ReLU → Pool → Flatten → Dense</w:t>
       </w:r>
     </w:p>
     <w:p>
@@ -1376,15 +1140,7 @@
         </w:numPr>
       </w:pPr>
       <w:r>
-        <w:t xml:space="preserve">Famous CNN architectures: LeNet, </w:t>
-      </w:r>
-      <w:proofErr w:type="spellStart"/>
-      <w:r>
-        <w:t>AlexNet</w:t>
-      </w:r>
-      <w:proofErr w:type="spellEnd"/>
-      <w:r>
-        <w:t>, VGG</w:t>
+        <w:t>Famous CNN architectures: LeNet, AlexNet, VGG</w:t>
       </w:r>
     </w:p>
     <w:p>
@@ -1425,7 +1181,7 @@
           <w:noProof/>
         </w:rPr>
         <w:drawing>
-          <wp:inline distT="0" distB="0" distL="0" distR="0" wp14:anchorId="3766C2EF" wp14:editId="62B6F34C">
+          <wp:inline distT="0" distB="0" distL="0" distR="0" wp14:anchorId="3766C2EF" wp14:editId="06D0FE86">
             <wp:extent cx="6339840" cy="3566160"/>
             <wp:effectExtent l="0" t="0" r="3810" b="0"/>
             <wp:docPr id="882726692" name="Picture 3"/>
@@ -1505,15 +1261,7 @@
         <w:spacing w:after="100"/>
       </w:pPr>
       <w:r>
-        <w:t>Completed comprehensive deep learning assignment covering neural network implementation, training, and evaluation using TensorFlow/</w:t>
-      </w:r>
-      <w:proofErr w:type="spellStart"/>
-      <w:r>
-        <w:t>Keras</w:t>
-      </w:r>
-      <w:proofErr w:type="spellEnd"/>
-      <w:r>
-        <w:t>.</w:t>
+        <w:t>Completed comprehensive deep learning assignment covering neural network implementation, training, and evaluation using TensorFlow/Keras.</w:t>
       </w:r>
     </w:p>
     <w:p>
@@ -1606,15 +1354,7 @@
         </w:numPr>
       </w:pPr>
       <w:r>
-        <w:t xml:space="preserve">Submitted </w:t>
-      </w:r>
-      <w:proofErr w:type="spellStart"/>
-      <w:r>
-        <w:t>Jupyter</w:t>
-      </w:r>
-      <w:proofErr w:type="spellEnd"/>
-      <w:r>
-        <w:t xml:space="preserve"> notebook with complete implementation</w:t>
+        <w:t>Submitted Jupyter notebook with complete implementation</w:t>
       </w:r>
     </w:p>
     <w:p>
@@ -1752,60 +1492,31 @@
         </w:numPr>
       </w:pPr>
       <w:r>
-        <w:t xml:space="preserve">Learned about bounding boxes, confidence scores, and </w:t>
-      </w:r>
-      <w:proofErr w:type="spellStart"/>
-      <w:r>
-        <w:t>IoU</w:t>
-      </w:r>
-      <w:proofErr w:type="spellEnd"/>
-    </w:p>
-    <w:p>
-      <w:pPr>
-        <w:pStyle w:val="ListParagraph"/>
-        <w:numPr>
-          <w:ilvl w:val="0"/>
-          <w:numId w:val="2"/>
-        </w:numPr>
-      </w:pPr>
-      <w:r>
-        <w:t xml:space="preserve">Reviewed </w:t>
-      </w:r>
-      <w:proofErr w:type="spellStart"/>
-      <w:r>
-        <w:t>Ultralytics</w:t>
-      </w:r>
-      <w:proofErr w:type="spellEnd"/>
-      <w:r>
-        <w:t xml:space="preserve"> YOLOv8 library documentation</w:t>
-      </w:r>
-    </w:p>
-    <w:p>
-      <w:pPr>
-        <w:pStyle w:val="ListParagraph"/>
-        <w:numPr>
-          <w:ilvl w:val="0"/>
-          <w:numId w:val="2"/>
-        </w:numPr>
-      </w:pPr>
-      <w:r>
-        <w:t xml:space="preserve">Listed requirements: Python 3.8+, </w:t>
-      </w:r>
-      <w:proofErr w:type="spellStart"/>
-      <w:r>
-        <w:t>PyTorch</w:t>
-      </w:r>
-      <w:proofErr w:type="spellEnd"/>
-      <w:r>
-        <w:t xml:space="preserve">, </w:t>
-      </w:r>
-      <w:proofErr w:type="spellStart"/>
-      <w:r>
-        <w:t>Ultralytics</w:t>
-      </w:r>
-      <w:proofErr w:type="spellEnd"/>
-      <w:r>
-        <w:t xml:space="preserve"> package</w:t>
+        <w:t>Learned about bounding boxes, confidence scores, and IoU</w:t>
+      </w:r>
+    </w:p>
+    <w:p>
+      <w:pPr>
+        <w:pStyle w:val="ListParagraph"/>
+        <w:numPr>
+          <w:ilvl w:val="0"/>
+          <w:numId w:val="2"/>
+        </w:numPr>
+      </w:pPr>
+      <w:r>
+        <w:t>Reviewed Ultralytics YOLOv8 library documentation</w:t>
+      </w:r>
+    </w:p>
+    <w:p>
+      <w:pPr>
+        <w:pStyle w:val="ListParagraph"/>
+        <w:numPr>
+          <w:ilvl w:val="0"/>
+          <w:numId w:val="2"/>
+        </w:numPr>
+      </w:pPr>
+      <w:r>
+        <w:t>Listed requirements: Python 3.8+, PyTorch, Ultralytics package</w:t>
       </w:r>
     </w:p>
     <w:p>
@@ -1822,15 +1533,7 @@
         <w:spacing w:after="400"/>
       </w:pPr>
       <w:r>
-        <w:t xml:space="preserve">Will install YOLOv8 and test pre-trained model in Week 7. Will prepare custom dataset annotation for fine-tuning. Implementation will accelerate after completing TensorFlow &amp; </w:t>
-      </w:r>
-      <w:proofErr w:type="spellStart"/>
-      <w:r>
-        <w:t>Keras</w:t>
-      </w:r>
-      <w:proofErr w:type="spellEnd"/>
-      <w:r>
-        <w:t xml:space="preserve"> module and CNN deep dive in Week 7.</w:t>
+        <w:t>Will install YOLOv8 and test pre-trained model in Week 7. Will prepare custom dataset annotation for fine-tuning. Implementation will accelerate after completing TensorFlow &amp; Keras module and CNN deep dive in Week 7.</w:t>
       </w:r>
     </w:p>
     <w:p>
@@ -1906,7 +1609,7 @@
         <w:spacing w:before="300" w:after="200"/>
       </w:pPr>
       <w:r>
-        <w:t>Plans for next week (Mar 10-14, 2026):</w:t>
+        <w:t>Plans for next week:</w:t>
       </w:r>
     </w:p>
     <w:p>
@@ -1927,15 +1630,7 @@
         </w:numPr>
       </w:pPr>
       <w:r>
-        <w:t xml:space="preserve">Attend "TensorFlow &amp; </w:t>
-      </w:r>
-      <w:proofErr w:type="spellStart"/>
-      <w:r>
-        <w:t>Keras</w:t>
-      </w:r>
-      <w:proofErr w:type="spellEnd"/>
-      <w:r>
-        <w:t>" advanced session (Mar 9)</w:t>
+        <w:t>Attend "TensorFlow &amp; Keras" advanced session (Mar 9)</w:t>
       </w:r>
     </w:p>
     <w:p>
@@ -2071,15 +1766,7 @@
         </w:numPr>
       </w:pPr>
       <w:r>
-        <w:t xml:space="preserve">Install </w:t>
-      </w:r>
-      <w:proofErr w:type="spellStart"/>
-      <w:r>
-        <w:t>Ultralytics</w:t>
-      </w:r>
-      <w:proofErr w:type="spellEnd"/>
-      <w:r>
-        <w:t xml:space="preserve"> YOLOv8 library</w:t>
+        <w:t>Install Ultralytics YOLOv8 library</w:t>
       </w:r>
     </w:p>
     <w:p>
@@ -2154,15 +1841,7 @@
       </w:pPr>
       <w:r>
         <w:lastRenderedPageBreak/>
-        <w:t>Organize frames into train/</w:t>
-      </w:r>
-      <w:proofErr w:type="spellStart"/>
-      <w:r>
-        <w:t>val</w:t>
-      </w:r>
-      <w:proofErr w:type="spellEnd"/>
-      <w:r>
-        <w:t>/test splits</w:t>
+        <w:t>Organize frames into train/val/test splits</w:t>
       </w:r>
     </w:p>
     <w:p>
@@ -2186,17 +1865,7 @@
         </w:numPr>
       </w:pPr>
       <w:r>
-        <w:t xml:space="preserve">Create </w:t>
-      </w:r>
-      <w:proofErr w:type="spellStart"/>
-      <w:proofErr w:type="gramStart"/>
-      <w:r>
-        <w:t>data.yaml</w:t>
-      </w:r>
-      <w:proofErr w:type="spellEnd"/>
-      <w:proofErr w:type="gramEnd"/>
-      <w:r>
-        <w:t xml:space="preserve"> configuration file</w:t>
+        <w:t>Create data.yaml configuration file</w:t>
       </w:r>
     </w:p>
     <w:p>
@@ -2327,12 +1996,6 @@
         <w:gridCol w:w="1560"/>
       </w:tblGrid>
       <w:tr>
-        <w:tblPrEx>
-          <w:tblCellMar>
-            <w:top w:w="0" w:type="dxa"/>
-            <w:bottom w:w="0" w:type="dxa"/>
-          </w:tblCellMar>
-        </w:tblPrEx>
         <w:tc>
           <w:tcPr>
             <w:tcW w:w="1560" w:type="dxa"/>
@@ -2515,12 +2178,6 @@
         </w:tc>
       </w:tr>
       <w:tr>
-        <w:tblPrEx>
-          <w:tblCellMar>
-            <w:top w:w="0" w:type="dxa"/>
-            <w:bottom w:w="0" w:type="dxa"/>
-          </w:tblCellMar>
-        </w:tblPrEx>
         <w:tc>
           <w:tcPr>
             <w:tcW w:w="1560" w:type="dxa"/>
@@ -3352,6 +3009,7 @@
   <w:style w:type="character" w:default="1" w:styleId="DefaultParagraphFont">
     <w:name w:val="Default Paragraph Font"/>
     <w:uiPriority w:val="1"/>
+    <w:semiHidden/>
     <w:unhideWhenUsed/>
   </w:style>
   <w:style w:type="table" w:default="1" w:styleId="TableNormal">

--- a/Project/Weekly_Report_Week6.docx
+++ b/Project/Weekly_Report_Week6.docx
@@ -23,7 +23,15 @@
         <w:jc w:val="center"/>
       </w:pPr>
       <w:r>
-        <w:t>Opp. Science city, Sola-Bhadaj Road, Ahmedabad, Gujarat 380060</w:t>
+        <w:t>Opp. Science city, Sola-</w:t>
+      </w:r>
+      <w:proofErr w:type="spellStart"/>
+      <w:r>
+        <w:t>Bhadaj</w:t>
+      </w:r>
+      <w:proofErr w:type="spellEnd"/>
+      <w:r>
+        <w:t xml:space="preserve"> Road, Ahmedabad, Gujarat 380060</w:t>
       </w:r>
     </w:p>
     <w:p>
@@ -148,12 +156,21 @@
             </w:tcMar>
           </w:tcPr>
           <w:p>
+            <w:proofErr w:type="spellStart"/>
             <w:r>
               <w:rPr>
                 <w:b/>
                 <w:bCs/>
               </w:rPr>
-              <w:t>Enrollment Number:</w:t>
+              <w:t>Enrollment</w:t>
+            </w:r>
+            <w:proofErr w:type="spellEnd"/>
+            <w:r>
+              <w:rPr>
+                <w:b/>
+                <w:bCs/>
+              </w:rPr>
+              <w:t xml:space="preserve"> Number:</w:t>
             </w:r>
           </w:p>
         </w:tc>
@@ -275,7 +292,15 @@
           </w:tcPr>
           <w:p>
             <w:r>
-              <w:t>Microsoft Elevate Program (via Edunet Foundation &amp; FICE Education)</w:t>
+              <w:t xml:space="preserve">Microsoft Elevate Program (via </w:t>
+            </w:r>
+            <w:proofErr w:type="spellStart"/>
+            <w:r>
+              <w:t>Edunet</w:t>
+            </w:r>
+            <w:proofErr w:type="spellEnd"/>
+            <w:r>
+              <w:t xml:space="preserve"> Foundation &amp; FICE Education)</w:t>
             </w:r>
           </w:p>
         </w:tc>
@@ -537,8 +562,21 @@
         </w:numPr>
       </w:pPr>
       <w:r>
-        <w:t>Activation functions: Sigmoid, Tanh, ReLU, Leaky ReLU</w:t>
-      </w:r>
+        <w:t xml:space="preserve">Activation functions: Sigmoid, Tanh, </w:t>
+      </w:r>
+      <w:proofErr w:type="spellStart"/>
+      <w:r>
+        <w:t>ReLU</w:t>
+      </w:r>
+      <w:proofErr w:type="spellEnd"/>
+      <w:r>
+        <w:t xml:space="preserve">, Leaky </w:t>
+      </w:r>
+      <w:proofErr w:type="spellStart"/>
+      <w:r>
+        <w:t>ReLU</w:t>
+      </w:r>
+      <w:proofErr w:type="spellEnd"/>
     </w:p>
     <w:p>
       <w:pPr>
@@ -707,7 +745,15 @@
         <w:spacing w:after="100"/>
       </w:pPr>
       <w:r>
-        <w:t>Participated in "Artificial Neural Networks (ANN)" session on March 2, 2026. Learned to build and train neural networks using TensorFlow and Keras frameworks with hands-on implementation.</w:t>
+        <w:t xml:space="preserve">Participated in "Artificial Neural Networks (ANN)" session on March 2, 2026. Learned to build and train neural networks using TensorFlow and </w:t>
+      </w:r>
+      <w:proofErr w:type="spellStart"/>
+      <w:r>
+        <w:t>Keras</w:t>
+      </w:r>
+      <w:proofErr w:type="spellEnd"/>
+      <w:r>
+        <w:t xml:space="preserve"> frameworks with hands-on implementation.</w:t>
       </w:r>
     </w:p>
     <w:p>
@@ -728,7 +774,15 @@
         </w:numPr>
       </w:pPr>
       <w:r>
-        <w:t>Introduction to TensorFlow 2.x and Keras API</w:t>
+        <w:t xml:space="preserve">Introduction to TensorFlow 2.x and </w:t>
+      </w:r>
+      <w:proofErr w:type="spellStart"/>
+      <w:r>
+        <w:t>Keras</w:t>
+      </w:r>
+      <w:proofErr w:type="spellEnd"/>
+      <w:r>
+        <w:t xml:space="preserve"> API</w:t>
       </w:r>
     </w:p>
     <w:p>
@@ -752,8 +806,13 @@
         </w:numPr>
       </w:pPr>
       <w:r>
-        <w:t>Adding layers: Dense, Dropout, BatchNormalization</w:t>
-      </w:r>
+        <w:t xml:space="preserve">Adding layers: Dense, Dropout, </w:t>
+      </w:r>
+      <w:proofErr w:type="spellStart"/>
+      <w:r>
+        <w:t>BatchNormalization</w:t>
+      </w:r>
+      <w:proofErr w:type="spellEnd"/>
     </w:p>
     <w:p>
       <w:pPr>
@@ -776,7 +835,15 @@
         </w:numPr>
       </w:pPr>
       <w:r>
-        <w:t>Training models: fit(), epochs, batch size</w:t>
+        <w:t xml:space="preserve">Training models: </w:t>
+      </w:r>
+      <w:proofErr w:type="gramStart"/>
+      <w:r>
+        <w:t>fit(</w:t>
+      </w:r>
+      <w:proofErr w:type="gramEnd"/>
+      <w:r>
+        <w:t>), epochs, batch size</w:t>
       </w:r>
     </w:p>
     <w:p>
@@ -800,8 +867,21 @@
         </w:numPr>
       </w:pPr>
       <w:r>
-        <w:t>Callbacks: EarlyStopping, ModelCheckpoint</w:t>
-      </w:r>
+        <w:t xml:space="preserve">Callbacks: </w:t>
+      </w:r>
+      <w:proofErr w:type="spellStart"/>
+      <w:r>
+        <w:t>EarlyStopping</w:t>
+      </w:r>
+      <w:proofErr w:type="spellEnd"/>
+      <w:r>
+        <w:t xml:space="preserve">, </w:t>
+      </w:r>
+      <w:proofErr w:type="spellStart"/>
+      <w:r>
+        <w:t>ModelCheckpoint</w:t>
+      </w:r>
+      <w:proofErr w:type="spellEnd"/>
     </w:p>
     <w:p>
       <w:pPr>
@@ -841,7 +921,23 @@
         <w:spacing w:after="200"/>
       </w:pPr>
       <w:r>
-        <w:t>Built feedforward neural network for MNIST digit classification. Created multi-layer architecture with 784 input neurons, two hidden layers (128 and 64 neurons), and 10 output neurons. Used ReLU activation in hidden layers and Softmax for output. Achieved 97% accuracy on test set. Practiced with different optimizers and learning rates to understand their impact on training.</w:t>
+        <w:t xml:space="preserve">Built feedforward neural network for MNIST digit classification. Created multi-layer architecture with 784 input neurons, two hidden layers (128 and 64 neurons), and 10 output neurons. Used </w:t>
+      </w:r>
+      <w:proofErr w:type="spellStart"/>
+      <w:r>
+        <w:t>ReLU</w:t>
+      </w:r>
+      <w:proofErr w:type="spellEnd"/>
+      <w:r>
+        <w:t xml:space="preserve"> activation in hidden layers and </w:t>
+      </w:r>
+      <w:proofErr w:type="spellStart"/>
+      <w:r>
+        <w:t>Softmax</w:t>
+      </w:r>
+      <w:proofErr w:type="spellEnd"/>
+      <w:r>
+        <w:t xml:space="preserve"> for output. Achieved 97% accuracy on test set. Practiced with different optimizers and learning rates to understand their impact on training.</w:t>
       </w:r>
     </w:p>
     <w:p>
@@ -917,7 +1013,15 @@
         <w:spacing w:before="200" w:after="100"/>
       </w:pPr>
       <w:r>
-        <w:t>3. TensorFlow and Keras Environment Setup</w:t>
+        <w:t xml:space="preserve">3. TensorFlow and </w:t>
+      </w:r>
+      <w:proofErr w:type="spellStart"/>
+      <w:r>
+        <w:t>Keras</w:t>
+      </w:r>
+      <w:proofErr w:type="spellEnd"/>
+      <w:r>
+        <w:t xml:space="preserve"> Environment Setup</w:t>
       </w:r>
     </w:p>
     <w:p>
@@ -934,7 +1038,23 @@
         <w:spacing w:after="100"/>
       </w:pPr>
       <w:r>
-        <w:t>Installed and configured deep learning environment with TensorFlow, Keras, and related libraries. Setup both local environment and Google Colab for GPU-accelerated training.</w:t>
+        <w:t xml:space="preserve">Installed and configured deep learning environment with TensorFlow, </w:t>
+      </w:r>
+      <w:proofErr w:type="spellStart"/>
+      <w:r>
+        <w:t>Keras</w:t>
+      </w:r>
+      <w:proofErr w:type="spellEnd"/>
+      <w:r>
+        <w:t xml:space="preserve">, and related libraries. Setup both local environment and Google </w:t>
+      </w:r>
+      <w:proofErr w:type="spellStart"/>
+      <w:r>
+        <w:t>Colab</w:t>
+      </w:r>
+      <w:proofErr w:type="spellEnd"/>
+      <w:r>
+        <w:t xml:space="preserve"> for GPU-accelerated training.</w:t>
       </w:r>
     </w:p>
     <w:p>
@@ -967,55 +1087,103 @@
         </w:numPr>
       </w:pPr>
       <w:r>
-        <w:t>Verified CUDA and cuDNN installation (for GPU acceleration)</w:t>
-      </w:r>
-    </w:p>
-    <w:p>
-      <w:pPr>
-        <w:pStyle w:val="ListParagraph"/>
-        <w:numPr>
-          <w:ilvl w:val="0"/>
-          <w:numId w:val="2"/>
-        </w:numPr>
-      </w:pPr>
-      <w:r>
-        <w:t>Setup Google Colab account for cloud GPU access</w:t>
-      </w:r>
-    </w:p>
-    <w:p>
-      <w:pPr>
-        <w:pStyle w:val="ListParagraph"/>
-        <w:numPr>
-          <w:ilvl w:val="0"/>
-          <w:numId w:val="2"/>
-        </w:numPr>
-      </w:pPr>
-      <w:r>
-        <w:t>Installed supporting libraries: numpy, matplotlib, seaborn, PIL</w:t>
-      </w:r>
-    </w:p>
-    <w:p>
-      <w:pPr>
-        <w:pStyle w:val="ListParagraph"/>
-        <w:numPr>
-          <w:ilvl w:val="0"/>
-          <w:numId w:val="2"/>
-        </w:numPr>
-      </w:pPr>
-      <w:r>
-        <w:t>Tested GPU availability with tf.config.list_physical_devices('GPU')</w:t>
-      </w:r>
-    </w:p>
-    <w:p>
-      <w:pPr>
-        <w:pStyle w:val="ListParagraph"/>
-        <w:numPr>
-          <w:ilvl w:val="0"/>
-          <w:numId w:val="2"/>
-        </w:numPr>
-      </w:pPr>
-      <w:r>
-        <w:t>Created Jupyter notebooks for practice exercises</w:t>
+        <w:t xml:space="preserve">Verified CUDA and </w:t>
+      </w:r>
+      <w:proofErr w:type="spellStart"/>
+      <w:r>
+        <w:t>cuDNN</w:t>
+      </w:r>
+      <w:proofErr w:type="spellEnd"/>
+      <w:r>
+        <w:t xml:space="preserve"> installation (for GPU acceleration)</w:t>
+      </w:r>
+    </w:p>
+    <w:p>
+      <w:pPr>
+        <w:pStyle w:val="ListParagraph"/>
+        <w:numPr>
+          <w:ilvl w:val="0"/>
+          <w:numId w:val="2"/>
+        </w:numPr>
+      </w:pPr>
+      <w:r>
+        <w:t xml:space="preserve">Setup Google </w:t>
+      </w:r>
+      <w:proofErr w:type="spellStart"/>
+      <w:r>
+        <w:t>Colab</w:t>
+      </w:r>
+      <w:proofErr w:type="spellEnd"/>
+      <w:r>
+        <w:t xml:space="preserve"> account for cloud GPU access</w:t>
+      </w:r>
+    </w:p>
+    <w:p>
+      <w:pPr>
+        <w:pStyle w:val="ListParagraph"/>
+        <w:numPr>
+          <w:ilvl w:val="0"/>
+          <w:numId w:val="2"/>
+        </w:numPr>
+      </w:pPr>
+      <w:r>
+        <w:t xml:space="preserve">Installed supporting libraries: </w:t>
+      </w:r>
+      <w:proofErr w:type="spellStart"/>
+      <w:r>
+        <w:t>numpy</w:t>
+      </w:r>
+      <w:proofErr w:type="spellEnd"/>
+      <w:r>
+        <w:t>, matplotlib, seaborn, PIL</w:t>
+      </w:r>
+    </w:p>
+    <w:p>
+      <w:pPr>
+        <w:pStyle w:val="ListParagraph"/>
+        <w:numPr>
+          <w:ilvl w:val="0"/>
+          <w:numId w:val="2"/>
+        </w:numPr>
+      </w:pPr>
+      <w:r>
+        <w:t xml:space="preserve">Tested GPU availability with </w:t>
+      </w:r>
+      <w:proofErr w:type="spellStart"/>
+      <w:r>
+        <w:t>tf.</w:t>
+      </w:r>
+      <w:proofErr w:type="gramStart"/>
+      <w:r>
+        <w:t>config.list</w:t>
+      </w:r>
+      <w:proofErr w:type="gramEnd"/>
+      <w:r>
+        <w:t>_physical_devices</w:t>
+      </w:r>
+      <w:proofErr w:type="spellEnd"/>
+      <w:r>
+        <w:t>('GPU')</w:t>
+      </w:r>
+    </w:p>
+    <w:p>
+      <w:pPr>
+        <w:pStyle w:val="ListParagraph"/>
+        <w:numPr>
+          <w:ilvl w:val="0"/>
+          <w:numId w:val="2"/>
+        </w:numPr>
+      </w:pPr>
+      <w:r>
+        <w:t xml:space="preserve">Created </w:t>
+      </w:r>
+      <w:proofErr w:type="spellStart"/>
+      <w:r>
+        <w:t>Jupyter</w:t>
+      </w:r>
+      <w:proofErr w:type="spellEnd"/>
+      <w:r>
+        <w:t xml:space="preserve"> notebooks for practice exercises</w:t>
       </w:r>
     </w:p>
     <w:p>
@@ -1116,7 +1284,15 @@
       </w:pPr>
       <w:r>
         <w:lastRenderedPageBreak/>
-        <w:t>CNN architecture: Conv → ReLU → Pool → Flatten → Dense</w:t>
+        <w:t xml:space="preserve">CNN architecture: Conv → </w:t>
+      </w:r>
+      <w:proofErr w:type="spellStart"/>
+      <w:r>
+        <w:t>ReLU</w:t>
+      </w:r>
+      <w:proofErr w:type="spellEnd"/>
+      <w:r>
+        <w:t xml:space="preserve"> → Pool → Flatten → Dense</w:t>
       </w:r>
     </w:p>
     <w:p>
@@ -1140,7 +1316,15 @@
         </w:numPr>
       </w:pPr>
       <w:r>
-        <w:t>Famous CNN architectures: LeNet, AlexNet, VGG</w:t>
+        <w:t xml:space="preserve">Famous CNN architectures: LeNet, </w:t>
+      </w:r>
+      <w:proofErr w:type="spellStart"/>
+      <w:r>
+        <w:t>AlexNet</w:t>
+      </w:r>
+      <w:proofErr w:type="spellEnd"/>
+      <w:r>
+        <w:t>, VGG</w:t>
       </w:r>
     </w:p>
     <w:p>
@@ -1181,7 +1365,7 @@
           <w:noProof/>
         </w:rPr>
         <w:drawing>
-          <wp:inline distT="0" distB="0" distL="0" distR="0" wp14:anchorId="3766C2EF" wp14:editId="06D0FE86">
+          <wp:inline distT="0" distB="0" distL="0" distR="0" wp14:anchorId="3766C2EF" wp14:editId="4C6DE5D2">
             <wp:extent cx="6339840" cy="3566160"/>
             <wp:effectExtent l="0" t="0" r="3810" b="0"/>
             <wp:docPr id="882726692" name="Picture 3"/>
@@ -1261,7 +1445,15 @@
         <w:spacing w:after="100"/>
       </w:pPr>
       <w:r>
-        <w:t>Completed comprehensive deep learning assignment covering neural network implementation, training, and evaluation using TensorFlow/Keras.</w:t>
+        <w:t>Completed comprehensive deep learning assignment covering neural network implementation, training, and evaluation using TensorFlow/</w:t>
+      </w:r>
+      <w:proofErr w:type="spellStart"/>
+      <w:r>
+        <w:t>Keras</w:t>
+      </w:r>
+      <w:proofErr w:type="spellEnd"/>
+      <w:r>
+        <w:t>.</w:t>
       </w:r>
     </w:p>
     <w:p>
@@ -1354,7 +1546,15 @@
         </w:numPr>
       </w:pPr>
       <w:r>
-        <w:t>Submitted Jupyter notebook with complete implementation</w:t>
+        <w:t xml:space="preserve">Submitted </w:t>
+      </w:r>
+      <w:proofErr w:type="spellStart"/>
+      <w:r>
+        <w:t>Jupyter</w:t>
+      </w:r>
+      <w:proofErr w:type="spellEnd"/>
+      <w:r>
+        <w:t xml:space="preserve"> notebook with complete implementation</w:t>
       </w:r>
     </w:p>
     <w:p>
@@ -1492,31 +1692,60 @@
         </w:numPr>
       </w:pPr>
       <w:r>
-        <w:t>Learned about bounding boxes, confidence scores, and IoU</w:t>
-      </w:r>
-    </w:p>
-    <w:p>
-      <w:pPr>
-        <w:pStyle w:val="ListParagraph"/>
-        <w:numPr>
-          <w:ilvl w:val="0"/>
-          <w:numId w:val="2"/>
-        </w:numPr>
-      </w:pPr>
-      <w:r>
-        <w:t>Reviewed Ultralytics YOLOv8 library documentation</w:t>
-      </w:r>
-    </w:p>
-    <w:p>
-      <w:pPr>
-        <w:pStyle w:val="ListParagraph"/>
-        <w:numPr>
-          <w:ilvl w:val="0"/>
-          <w:numId w:val="2"/>
-        </w:numPr>
-      </w:pPr>
-      <w:r>
-        <w:t>Listed requirements: Python 3.8+, PyTorch, Ultralytics package</w:t>
+        <w:t xml:space="preserve">Learned about bounding boxes, confidence scores, and </w:t>
+      </w:r>
+      <w:proofErr w:type="spellStart"/>
+      <w:r>
+        <w:t>IoU</w:t>
+      </w:r>
+      <w:proofErr w:type="spellEnd"/>
+    </w:p>
+    <w:p>
+      <w:pPr>
+        <w:pStyle w:val="ListParagraph"/>
+        <w:numPr>
+          <w:ilvl w:val="0"/>
+          <w:numId w:val="2"/>
+        </w:numPr>
+      </w:pPr>
+      <w:r>
+        <w:t xml:space="preserve">Reviewed </w:t>
+      </w:r>
+      <w:proofErr w:type="spellStart"/>
+      <w:r>
+        <w:t>Ultralytics</w:t>
+      </w:r>
+      <w:proofErr w:type="spellEnd"/>
+      <w:r>
+        <w:t xml:space="preserve"> YOLOv8 library documentation</w:t>
+      </w:r>
+    </w:p>
+    <w:p>
+      <w:pPr>
+        <w:pStyle w:val="ListParagraph"/>
+        <w:numPr>
+          <w:ilvl w:val="0"/>
+          <w:numId w:val="2"/>
+        </w:numPr>
+      </w:pPr>
+      <w:r>
+        <w:t xml:space="preserve">Listed requirements: Python 3.8+, </w:t>
+      </w:r>
+      <w:proofErr w:type="spellStart"/>
+      <w:r>
+        <w:t>PyTorch</w:t>
+      </w:r>
+      <w:proofErr w:type="spellEnd"/>
+      <w:r>
+        <w:t xml:space="preserve">, </w:t>
+      </w:r>
+      <w:proofErr w:type="spellStart"/>
+      <w:r>
+        <w:t>Ultralytics</w:t>
+      </w:r>
+      <w:proofErr w:type="spellEnd"/>
+      <w:r>
+        <w:t xml:space="preserve"> package</w:t>
       </w:r>
     </w:p>
     <w:p>
@@ -1533,7 +1762,15 @@
         <w:spacing w:after="400"/>
       </w:pPr>
       <w:r>
-        <w:t>Will install YOLOv8 and test pre-trained model in Week 7. Will prepare custom dataset annotation for fine-tuning. Implementation will accelerate after completing TensorFlow &amp; Keras module and CNN deep dive in Week 7.</w:t>
+        <w:t xml:space="preserve">Will install YOLOv8 and test pre-trained model in Week 7. Will prepare custom dataset annotation for fine-tuning. Implementation will accelerate after completing TensorFlow &amp; </w:t>
+      </w:r>
+      <w:proofErr w:type="spellStart"/>
+      <w:r>
+        <w:t>Keras</w:t>
+      </w:r>
+      <w:proofErr w:type="spellEnd"/>
+      <w:r>
+        <w:t xml:space="preserve"> module and CNN deep dive in Week 7.</w:t>
       </w:r>
     </w:p>
     <w:p>
@@ -1630,7 +1867,15 @@
         </w:numPr>
       </w:pPr>
       <w:r>
-        <w:t>Attend "TensorFlow &amp; Keras" advanced session (Mar 9)</w:t>
+        <w:t xml:space="preserve">Attend "TensorFlow &amp; </w:t>
+      </w:r>
+      <w:proofErr w:type="spellStart"/>
+      <w:r>
+        <w:t>Keras</w:t>
+      </w:r>
+      <w:proofErr w:type="spellEnd"/>
+      <w:r>
+        <w:t>" advanced session (Mar 9)</w:t>
       </w:r>
     </w:p>
     <w:p>
@@ -1766,7 +2011,15 @@
         </w:numPr>
       </w:pPr>
       <w:r>
-        <w:t>Install Ultralytics YOLOv8 library</w:t>
+        <w:t xml:space="preserve">Install </w:t>
+      </w:r>
+      <w:proofErr w:type="spellStart"/>
+      <w:r>
+        <w:t>Ultralytics</w:t>
+      </w:r>
+      <w:proofErr w:type="spellEnd"/>
+      <w:r>
+        <w:t xml:space="preserve"> YOLOv8 library</w:t>
       </w:r>
     </w:p>
     <w:p>
@@ -1841,7 +2094,15 @@
       </w:pPr>
       <w:r>
         <w:lastRenderedPageBreak/>
-        <w:t>Organize frames into train/val/test splits</w:t>
+        <w:t>Organize frames into train/</w:t>
+      </w:r>
+      <w:proofErr w:type="spellStart"/>
+      <w:r>
+        <w:t>val</w:t>
+      </w:r>
+      <w:proofErr w:type="spellEnd"/>
+      <w:r>
+        <w:t>/test splits</w:t>
       </w:r>
     </w:p>
     <w:p>
@@ -1865,7 +2126,17 @@
         </w:numPr>
       </w:pPr>
       <w:r>
-        <w:t>Create data.yaml configuration file</w:t>
+        <w:t xml:space="preserve">Create </w:t>
+      </w:r>
+      <w:proofErr w:type="spellStart"/>
+      <w:proofErr w:type="gramStart"/>
+      <w:r>
+        <w:t>data.yaml</w:t>
+      </w:r>
+      <w:proofErr w:type="spellEnd"/>
+      <w:proofErr w:type="gramEnd"/>
+      <w:r>
+        <w:t xml:space="preserve"> configuration file</w:t>
       </w:r>
     </w:p>
     <w:p>
@@ -2340,7 +2611,7 @@
         <w:spacing w:after="120"/>
       </w:pPr>
       <w:r>
-        <w:t>Signature of External Guide with Company Seal: _____________________</w:t>
+        <w:t xml:space="preserve">Signature of External Guide with Company Seal: </w:t>
       </w:r>
     </w:p>
     <w:p>
@@ -2349,6 +2620,52 @@
       </w:pPr>
       <w:r>
         <w:t>Date: ___________</w:t>
+      </w:r>
+      <w:r>
+        <w:rPr>
+          <w:noProof/>
+        </w:rPr>
+        <w:drawing>
+          <wp:inline distT="0" distB="0" distL="0" distR="0" wp14:anchorId="36869213" wp14:editId="639EA690">
+            <wp:extent cx="1379220" cy="890905"/>
+            <wp:effectExtent l="0" t="0" r="0" b="0"/>
+            <wp:docPr id="2096697644" name="Picture 1"/>
+            <wp:cNvGraphicFramePr>
+              <a:graphicFrameLocks xmlns:a="http://schemas.openxmlformats.org/drawingml/2006/main" noChangeAspect="1"/>
+            </wp:cNvGraphicFramePr>
+            <a:graphic xmlns:a="http://schemas.openxmlformats.org/drawingml/2006/main">
+              <a:graphicData uri="http://schemas.openxmlformats.org/drawingml/2006/picture">
+                <pic:pic xmlns:pic="http://schemas.openxmlformats.org/drawingml/2006/picture">
+                  <pic:nvPicPr>
+                    <pic:cNvPr id="2096697644" name="Picture 2096697644"/>
+                    <pic:cNvPicPr/>
+                  </pic:nvPicPr>
+                  <pic:blipFill>
+                    <a:blip r:embed="rId10" cstate="print">
+                      <a:extLst>
+                        <a:ext uri="{28A0092B-C50C-407E-A947-70E740481C1C}">
+                          <a14:useLocalDpi xmlns:a14="http://schemas.microsoft.com/office/drawing/2010/main" val="0"/>
+                        </a:ext>
+                      </a:extLst>
+                    </a:blip>
+                    <a:stretch>
+                      <a:fillRect/>
+                    </a:stretch>
+                  </pic:blipFill>
+                  <pic:spPr>
+                    <a:xfrm>
+                      <a:off x="0" y="0"/>
+                      <a:ext cx="1388407" cy="896839"/>
+                    </a:xfrm>
+                    <a:prstGeom prst="rect">
+                      <a:avLst/>
+                    </a:prstGeom>
+                  </pic:spPr>
+                </pic:pic>
+              </a:graphicData>
+            </a:graphic>
+          </wp:inline>
+        </w:drawing>
       </w:r>
     </w:p>
     <w:p>
